--- a/Task-3/VedParmar_ROS2Report_11-10-26.docx
+++ b/Task-3/VedParmar_ROS2Report_11-10-26.docx
@@ -2,7 +2,7 @@
 <file path=word/document.xml><?xml version="1.0" encoding="utf-8"?>
 <w:document xmlns:wpc="http://schemas.microsoft.com/office/word/2010/wordprocessingCanvas" xmlns:mo="http://schemas.microsoft.com/office/mac/office/2008/main" xmlns:mc="http://schemas.openxmlformats.org/markup-compatibility/2006" xmlns:mv="urn:schemas-microsoft-com:mac:vml" xmlns:o="urn:schemas-microsoft-com:office:office" xmlns:r="http://schemas.openxmlformats.org/officeDocument/2006/relationships" xmlns:m="http://schemas.openxmlformats.org/officeDocument/2006/math" xmlns:v="urn:schemas-microsoft-com:vml" xmlns:wp14="http://schemas.microsoft.com/office/word/2010/wordprocessingDrawing" xmlns:wp="http://schemas.openxmlformats.org/drawingml/2006/wordprocessingDrawing" xmlns:w10="urn:schemas-microsoft-com:office:word" xmlns:w="http://schemas.openxmlformats.org/wordprocessingml/2006/main" xmlns:w14="http://schemas.microsoft.com/office/word/2010/wordml" xmlns:wpg="http://schemas.microsoft.com/office/word/2010/wordprocessingGroup" xmlns:wpi="http://schemas.microsoft.com/office/word/2010/wordprocessingInk" xmlns:wne="http://schemas.microsoft.com/office/word/2006/wordml" xmlns:wps="http://schemas.microsoft.com/office/word/2010/wordprocessingShape" xmlns:a="http://schemas.openxmlformats.org/drawingml/2006/main" xmlns:pic="http://schemas.openxmlformats.org/drawingml/2006/picture" xmlns:a14="http://schemas.microsoft.com/office/drawing/2010/main" mc:Ignorable="w14 wp14">
   <w:body>
-    <w:p xmlns:wp14="http://schemas.microsoft.com/office/word/2010/wordml" wp14:textId="77777777">
+    <w:p xmlns:wp14="http://schemas.microsoft.com/office/word/2010/wordml" wp14:textId="64D5B323">
       <w:pPr>
         <w:jc w:val="center"/>
       </w:pPr>
@@ -10,8 +10,9 @@
         <w:rPr>
           <w:rFonts w:ascii="Times New Roman" w:hAnsi="Times New Roman"/>
           <w:sz w:val="48"/>
+          <w:szCs w:val="48"/>
         </w:rPr>
-        <w:t>ROS2 Architecture and Custom Communication Pipelines</w:t>
+        <w:t>ROS2 Report</w:t>
       </w:r>
     </w:p>
     <w:p xmlns:wp14="http://schemas.microsoft.com/office/word/2010/wordml" wp14:textId="4E0FDE0F">
